--- a/landing/src/content/docs/concepts/security.md.docx
+++ b/landing/src/content/docs/concepts/security.md.docx
@@ -85,6 +85,7 @@
           <w:numId w:val="1"/>
         </w:numPr>
         <w:ind w:left="720" w:hanging="360"/>
+        <w:rPr/>
       </w:pPr>
       <w:r>
         <w:rPr>
@@ -100,6 +101,7 @@
           <w:numId w:val="1"/>
         </w:numPr>
         <w:ind w:left="720" w:hanging="360"/>
+        <w:rPr/>
       </w:pPr>
       <w:r>
         <w:rPr>
@@ -115,6 +117,7 @@
           <w:numId w:val="1"/>
         </w:numPr>
         <w:ind w:left="720" w:hanging="360"/>
+        <w:rPr/>
       </w:pPr>
       <w:r>
         <w:rPr>
@@ -130,6 +133,7 @@
           <w:numId w:val="1"/>
         </w:numPr>
         <w:ind w:left="720" w:hanging="360"/>
+        <w:rPr/>
       </w:pPr>
       <w:r>
         <w:rPr>
@@ -145,6 +149,7 @@
           <w:numId w:val="1"/>
         </w:numPr>
         <w:ind w:left="720" w:hanging="360"/>
+        <w:rPr/>
       </w:pPr>
       <w:r>
         <w:rPr>
@@ -160,6 +165,7 @@
           <w:numId w:val="1"/>
         </w:numPr>
         <w:ind w:left="720" w:hanging="360"/>
+        <w:rPr/>
       </w:pPr>
       <w:r>
         <w:rPr>
@@ -175,6 +181,7 @@
           <w:numId w:val="1"/>
         </w:numPr>
         <w:ind w:left="720" w:hanging="360"/>
+        <w:rPr/>
       </w:pPr>
       <w:r>
         <w:rPr>
@@ -190,6 +197,7 @@
           <w:numId w:val="1"/>
         </w:numPr>
         <w:ind w:left="720" w:hanging="360"/>
+        <w:rPr/>
       </w:pPr>
       <w:r>
         <w:rPr>
@@ -279,7 +287,7 @@
         <w:pStyle w:val="Heading2"/>
         <w:rPr/>
       </w:pPr>
-      <w:bookmarkStart w:colFirst="0" w:colLast="0" w:name="_tndv80k5gpdd" w:id="0"/>
+      <w:bookmarkStart w:colFirst="0" w:colLast="0" w:name="_rbgh4nu921hd" w:id="0"/>
       <w:bookmarkEnd w:id="0"/>
       <w:r>
         <w:rPr>
@@ -376,7 +384,7 @@
         <w:pStyle w:val="Heading2"/>
         <w:rPr/>
       </w:pPr>
-      <w:bookmarkStart w:colFirst="0" w:colLast="0" w:name="_cu9tsf3wz861" w:id="1"/>
+      <w:bookmarkStart w:colFirst="0" w:colLast="0" w:name="_bfup4019fsci" w:id="1"/>
       <w:bookmarkEnd w:id="1"/>
       <w:r>
         <w:rPr>
@@ -451,6 +459,7 @@
           <w:numId w:val="1"/>
         </w:numPr>
         <w:ind w:left="720" w:hanging="360"/>
+        <w:rPr/>
       </w:pPr>
       <w:r>
         <w:rPr>
@@ -474,6 +483,7 @@
           <w:numId w:val="1"/>
         </w:numPr>
         <w:ind w:left="720" w:hanging="360"/>
+        <w:rPr/>
       </w:pPr>
       <w:r>
         <w:rPr>
@@ -497,6 +507,7 @@
           <w:numId w:val="1"/>
         </w:numPr>
         <w:ind w:left="720" w:hanging="360"/>
+        <w:rPr/>
       </w:pPr>
       <w:r>
         <w:rPr>
@@ -546,7 +557,7 @@
         <w:pStyle w:val="Heading2"/>
         <w:rPr/>
       </w:pPr>
-      <w:bookmarkStart w:colFirst="0" w:colLast="0" w:name="_gowqvlrwyk9i" w:id="2"/>
+      <w:bookmarkStart w:colFirst="0" w:colLast="0" w:name="_qffujyagxftv" w:id="2"/>
       <w:bookmarkEnd w:id="2"/>
       <w:r>
         <w:rPr>
@@ -635,7 +646,7 @@
         <w:pStyle w:val="Heading2"/>
         <w:rPr/>
       </w:pPr>
-      <w:bookmarkStart w:colFirst="0" w:colLast="0" w:name="_atbawz936ioh" w:id="3"/>
+      <w:bookmarkStart w:colFirst="0" w:colLast="0" w:name="_4pohp7npaa95" w:id="3"/>
       <w:bookmarkEnd w:id="3"/>
       <w:r>
         <w:rPr>
@@ -724,7 +735,7 @@
         <w:pStyle w:val="Heading2"/>
         <w:rPr/>
       </w:pPr>
-      <w:bookmarkStart w:colFirst="0" w:colLast="0" w:name="_19da9wdnhgo0" w:id="4"/>
+      <w:bookmarkStart w:colFirst="0" w:colLast="0" w:name="_in6o7o1dhz91" w:id="4"/>
       <w:bookmarkEnd w:id="4"/>
       <w:r>
         <w:rPr>
@@ -763,7 +774,7 @@
         <w:pStyle w:val="Heading2"/>
         <w:rPr/>
       </w:pPr>
-      <w:bookmarkStart w:colFirst="0" w:colLast="0" w:name="_2umacaafqqnr" w:id="5"/>
+      <w:bookmarkStart w:colFirst="0" w:colLast="0" w:name="_tz4a27u0d6ly" w:id="5"/>
       <w:bookmarkEnd w:id="5"/>
       <w:r>
         <w:rPr>
